--- a/vertrag/08_AGB_B2B.docx
+++ b/vertrag/08_AGB_B2B.docx
@@ -44,7 +44,7 @@
           <w:sz w:val="24"/>
           <w:szCs w:val="24"/>
         </w:rPr>
-        <w:t xml:space="preserve">der NexAI – Next Generation Intelligence GbR für Leistungen im Zusammenhang mit KI-Agenten und digitalen Assistenten</w:t>
+        <w:t xml:space="preserve">der NexAI – Next Generation Artificial Intelligence GbR für Leistungen im Zusammenhang mit KI-Agenten und digitalen Assistenten</w:t>
       </w:r>
     </w:p>
     <w:p>
@@ -137,20 +137,20 @@
           <w:sz w:val="21"/>
           <w:szCs w:val="21"/>
         </w:rPr>
-        <w:t xml:space="preserve">NexAI – Next Generation Intelligence GbR</w:t>
-      </w:r>
-      <w:r>
-        <w:rPr>
-          <w:rFonts w:ascii="Arial" w:cs="Arial" w:eastAsia="Arial" w:hAnsi="Arial"/>
-          <w:b w:val="false"/>
-          <w:bCs w:val="false"/>
-          <w:i w:val="false"/>
-          <w:iCs w:val="false"/>
-          <w:color w:val="1A1A1A"/>
-          <w:sz w:val="21"/>
-          <w:szCs w:val="21"/>
-        </w:rPr>
-        <w:t xml:space="preserve">, Untere Bergstraße 13, 74586 Frankenhardt-Honhardt, Deutschland, vertreten durch die Gesellschafter Maximilian Trenk und Jason Brian Merklein, E-Mail mbt@nex-a-i.com, Telefon 0176 20147646 (nachfolgend "NexAI"), und ihren Kunden (nachfolgend "Kunde") über die Bereitstellung, Einrichtung und den Betrieb von KI-Agenten und digitalen Assistenten (nachfolgend "Agenten") sowie damit verbundene Leistungen.</w:t>
+        <w:t xml:space="preserve">NexAI – Next Generation Artificial Intelligence GbR</w:t>
+      </w:r>
+      <w:r>
+        <w:rPr>
+          <w:rFonts w:ascii="Arial" w:cs="Arial" w:eastAsia="Arial" w:hAnsi="Arial"/>
+          <w:b w:val="false"/>
+          <w:bCs w:val="false"/>
+          <w:i w:val="false"/>
+          <w:iCs w:val="false"/>
+          <w:color w:val="1A1A1A"/>
+          <w:sz w:val="21"/>
+          <w:szCs w:val="21"/>
+        </w:rPr>
+        <w:t xml:space="preserve">, Untere Bergstraße 13, 74586 Frankenhardt-Honhardt, Deutschland, vertreten durch die Gesellschafter Maximilian Trenk und Jason Brian Merklein, E-Mail mbt@nex-a-i.com, Telefon 0176 80714816 (nachfolgend "NexAI"), und ihren Kunden (nachfolgend "Kunde") über die Bereitstellung, Einrichtung und den Betrieb von KI-Agenten und digitalen Assistenten (nachfolgend "Agenten") sowie damit verbundene Leistungen.</w:t>
       </w:r>
     </w:p>
     <w:p>
@@ -2811,7 +2811,7 @@
         <w:sz w:val="15"/>
         <w:szCs w:val="15"/>
       </w:rPr>
-      <w:t xml:space="preserve">NexAI – Next Generation Intelligence GbR</w:t>
+      <w:t xml:space="preserve">NexAI – Next Generation Artificial Intelligence GbR</w:t>
     </w:r>
     <w:r>
       <w:rPr>

--- a/vertrag/08_AGB_B2B.docx
+++ b/vertrag/08_AGB_B2B.docx
@@ -375,7 +375,7 @@
           <w:sz w:val="21"/>
           <w:szCs w:val="21"/>
         </w:rPr>
-        <w:t xml:space="preserve">Gegenstand und Umfang der von NexAI zu erbringenden Leistungen ergeben sich abschließend aus dem Auftragsformular/Leistungsschein und der Anlage A (Leistungsbeschreibung). NexAI stellt danach je nach Beauftragung Agenten bereit, insbesondere Voice Agents, Chat Agents, Social-Media-Agenten, Vertriebs-/Akquise-Agenten, Automatisierungen und individuelle KI-Agenten, richtet diese ein und/oder betreibt sie laufend.</w:t>
+        <w:t xml:space="preserve">Gegenstand und Umfang der von NexAI zu erbringenden Leistungen ergeben sich abschließend aus dem Auftragsformular/Leistungsschein und der Anlage A (Leistungsbeschreibung). NexAI stellt danach je nach Beauftragung Agenten bereit, insbesondere Voice Agents, Chat Agents, Automatisierungen und individuelle KI-Agenten, sowie Anwendungen, insbesondere NexAI CRM, NexAI Kalender und individuelle Anwendungen, richtet diese ein und/oder betreibt sie laufend.</w:t>
       </w:r>
     </w:p>
     <w:p>
@@ -404,7 +404,7 @@
           <w:sz w:val="21"/>
           <w:szCs w:val="21"/>
         </w:rPr>
-        <w:t xml:space="preserve">Die Leistungen von NexAI umfassen einmalige Werkleistungen wie die Erstellung von Websites und die Ersteinrichtung von Agenten (nachfolgend "Projektleistungen", Werkvertragsrecht) sowie den laufenden Betrieb, die Wartung, das Hosting und den Support der Agenten (nachfolgend "Betriebsleistungen", Dienstvertragsrecht). Die rechtliche Einordnung der jeweiligen Leistung richtet sich nach ihrem Schwerpunkt.</w:t>
+        <w:t xml:space="preserve">Die Leistungen von NexAI umfassen einmalige Werkleistungen wie die Ersteinrichtung von Agenten und die Einrichtung und Bereitstellung von Anwendungen (nachfolgend "Projektleistungen", Werkvertragsrecht) sowie den laufenden Betrieb, die Wartung, das Hosting und den Support der Agenten und Anwendungen (nachfolgend "Betriebsleistungen", Dienstvertragsrecht). Die rechtliche Einordnung der jeweiligen Leistung richtet sich nach ihrem Schwerpunkt.</w:t>
       </w:r>
     </w:p>
     <w:p>
@@ -1942,35 +1942,6 @@
           <w:szCs w:val="21"/>
         </w:rPr>
         <w:t xml:space="preserve">Nach Vertragsende stellt NexAI dem Kunden die vorhandenen Daten innerhalb einer Frist von 30 Tagen zum Export bereit und löscht sie anschließend; über die Löschung erteilt NexAI auf Verlangen eine Löschbestätigung.</w:t>
-      </w:r>
-    </w:p>
-    <w:p>
-      <w:pPr>
-        <w:spacing w:after="80" w:line="276"/>
-        <w:ind w:left="360" w:hanging="360"/>
-        <w:jc w:val="both"/>
-      </w:pPr>
-      <w:r>
-        <w:rPr>
-          <w:rFonts w:ascii="Arial" w:cs="Arial" w:eastAsia="Arial" w:hAnsi="Arial"/>
-          <w:color w:val="1A1A1A"/>
-          <w:sz w:val="21"/>
-          <w:szCs w:val="21"/>
-        </w:rPr>
-        <w:t xml:space="preserve">(4)	</w:t>
-      </w:r>
-      <w:r>
-        <w:rPr>
-          <w:rFonts w:ascii="Arial" w:cs="Arial" w:eastAsia="Arial" w:hAnsi="Arial"/>
-          <w:b w:val="false"/>
-          <w:bCs w:val="false"/>
-          <w:i w:val="false"/>
-          <w:iCs w:val="false"/>
-          <w:color w:val="1A1A1A"/>
-          <w:sz w:val="21"/>
-          <w:szCs w:val="21"/>
-        </w:rPr>
-        <w:t xml:space="preserve">Soweit NexAI im Rahmen von Vertriebs-/Akquise-Agenten selbst Kontakte recherchiert, hält NexAI die einschlägigen Vorgaben ein, insbesondere die Grenzen zulässiger B2B-Ansprache, die Informationspflichten nach Art. 14 DSGVO sowie die Dokumentation von Widersprüchen (Opt-out). Der Kunde sichert zu, dass die von ihm veranlassten Kampagnen rechtmäßig sind. NexAI ist berechtigt, die Durchführung erkennbar rechtswidriger Kampagnen abzulehnen.</w:t>
       </w:r>
     </w:p>
     <w:p>

--- a/vertrag/08_AGB_B2B.docx
+++ b/vertrag/08_AGB_B2B.docx
@@ -62,7 +62,7 @@
           <w:sz w:val="18"/>
           <w:szCs w:val="18"/>
         </w:rPr>
-        <w:t xml:space="preserve">Stand: Juli 2026</w:t>
+        <w:t xml:space="preserve">Stand: September 2026</w:t>
       </w:r>
     </w:p>
     <w:p>
